--- a/Project_Pushka/docx/NET Звіт Лаб2 КН-923а Пушка ІА.docx
+++ b/Project_Pushka/docx/NET Звіт Лаб2 КН-923а Пушка ІА.docx
@@ -223,43 +223,7 @@
           <w:sz w:val="28"/>
           <w:szCs w:val="28"/>
         </w:rPr>
-        <w:t>Дослідити архітектуру пам'яті (</w:t>
-      </w:r>
-      <w:proofErr w:type="spellStart"/>
-      <w:r>
-        <w:rPr>
-          <w:color w:val="000000"/>
-          <w:sz w:val="28"/>
-          <w:szCs w:val="28"/>
-        </w:rPr>
-        <w:t>Stack</w:t>
-      </w:r>
-      <w:proofErr w:type="spellEnd"/>
-      <w:r>
-        <w:rPr>
-          <w:color w:val="000000"/>
-          <w:sz w:val="28"/>
-          <w:szCs w:val="28"/>
-        </w:rPr>
-        <w:t>/</w:t>
-      </w:r>
-      <w:proofErr w:type="spellStart"/>
-      <w:r>
-        <w:rPr>
-          <w:color w:val="000000"/>
-          <w:sz w:val="28"/>
-          <w:szCs w:val="28"/>
-        </w:rPr>
-        <w:t>Heap</w:t>
-      </w:r>
-      <w:proofErr w:type="spellEnd"/>
-      <w:r>
-        <w:rPr>
-          <w:color w:val="000000"/>
-          <w:sz w:val="28"/>
-          <w:szCs w:val="28"/>
-        </w:rPr>
-        <w:t>), опанувати механізми передачі функціональності через делегати та лямбда-вирази, а також навчитися використовувати методи розширення LINQ для маніпуляції колекціями.</w:t>
+        <w:t>Дослідити архітектуру пам'яті (Stack/Heap), опанувати механізми передачі функціональності через делегати та лямбда-вирази, а також навчитися використовувати методи розширення LINQ для маніпуляції колекціями.</w:t>
       </w:r>
     </w:p>
     <w:p>
@@ -380,39 +344,8 @@
           <w:szCs w:val="28"/>
           <w:lang w:val="uk-UA"/>
         </w:rPr>
-        <w:t xml:space="preserve">У проекті </w:t>
-      </w:r>
-      <w:proofErr w:type="spellStart"/>
-      <w:r>
-        <w:rPr>
-          <w:color w:val="000000"/>
-          <w:sz w:val="28"/>
-          <w:szCs w:val="28"/>
-          <w:lang w:val="uk-UA"/>
-        </w:rPr>
-        <w:t>Core</w:t>
-      </w:r>
-      <w:proofErr w:type="spellEnd"/>
-      <w:r>
-        <w:rPr>
-          <w:color w:val="000000"/>
-          <w:sz w:val="28"/>
-          <w:szCs w:val="28"/>
-          <w:lang w:val="uk-UA"/>
-        </w:rPr>
-        <w:t xml:space="preserve"> було створено структуру </w:t>
-      </w:r>
-      <w:proofErr w:type="spellStart"/>
-      <w:r>
-        <w:rPr>
-          <w:color w:val="000000"/>
-          <w:sz w:val="28"/>
-          <w:szCs w:val="28"/>
-          <w:lang w:val="uk-UA"/>
-        </w:rPr>
-        <w:t>Price</w:t>
-      </w:r>
-      <w:proofErr w:type="spellEnd"/>
+        <w:t>У проекті Core було створено структуру Price</w:t>
+      </w:r>
       <w:r>
         <w:rPr>
           <w:color w:val="000000"/>
@@ -429,27 +362,7 @@
           <w:szCs w:val="28"/>
           <w:lang w:val="uk-UA"/>
         </w:rPr>
-        <w:t xml:space="preserve"> для представлення грошових сум. Реалізовано метод </w:t>
-      </w:r>
-      <w:proofErr w:type="spellStart"/>
-      <w:r>
-        <w:rPr>
-          <w:color w:val="000000"/>
-          <w:sz w:val="28"/>
-          <w:szCs w:val="28"/>
-          <w:lang w:val="uk-UA"/>
-        </w:rPr>
-        <w:t>ChangePrice</w:t>
-      </w:r>
-      <w:proofErr w:type="spellEnd"/>
-      <w:r>
-        <w:rPr>
-          <w:color w:val="000000"/>
-          <w:sz w:val="28"/>
-          <w:szCs w:val="28"/>
-          <w:lang w:val="uk-UA"/>
-        </w:rPr>
-        <w:t>, який приймає структуру та намагається змінити її значення. Доведено, що структура передається за значенням, тому початковий об'єкт поза методом залишився незмінним</w:t>
+        <w:t xml:space="preserve"> для представлення грошових сум. Реалізовано метод ChangePrice, який приймає структуру та намагається змінити її значення. Доведено, що структура передається за значенням, тому початковий об'єкт поза методом залишився незмінним</w:t>
       </w:r>
       <w:r>
         <w:rPr>
@@ -585,36 +498,8 @@
           <w:sz w:val="28"/>
           <w:szCs w:val="28"/>
         </w:rPr>
-        <w:t xml:space="preserve">Виконано аналіз механізмів </w:t>
-      </w:r>
-      <w:proofErr w:type="spellStart"/>
-      <w:r>
-        <w:rPr>
-          <w:color w:val="000000"/>
-          <w:sz w:val="28"/>
-          <w:szCs w:val="28"/>
-        </w:rPr>
-        <w:t>Boxing</w:t>
-      </w:r>
-      <w:proofErr w:type="spellEnd"/>
-      <w:r>
-        <w:rPr>
-          <w:color w:val="000000"/>
-          <w:sz w:val="28"/>
-          <w:szCs w:val="28"/>
-        </w:rPr>
-        <w:t>/</w:t>
-      </w:r>
-      <w:proofErr w:type="spellStart"/>
-      <w:r>
-        <w:rPr>
-          <w:color w:val="000000"/>
-          <w:sz w:val="28"/>
-          <w:szCs w:val="28"/>
-        </w:rPr>
-        <w:t>Unboxing</w:t>
-      </w:r>
-      <w:proofErr w:type="spellEnd"/>
+        <w:t>Виконано аналіз механізмів Boxing/Unboxing</w:t>
+      </w:r>
       <w:r>
         <w:rPr>
           <w:color w:val="000000"/>
@@ -648,25 +533,7 @@
           <w:sz w:val="28"/>
           <w:szCs w:val="28"/>
         </w:rPr>
-        <w:t xml:space="preserve">. За допомогою класу </w:t>
-      </w:r>
-      <w:proofErr w:type="spellStart"/>
-      <w:r>
-        <w:rPr>
-          <w:color w:val="000000"/>
-          <w:sz w:val="28"/>
-          <w:szCs w:val="28"/>
-        </w:rPr>
-        <w:t>Stopwatch</w:t>
-      </w:r>
-      <w:proofErr w:type="spellEnd"/>
-      <w:r>
-        <w:rPr>
-          <w:color w:val="000000"/>
-          <w:sz w:val="28"/>
-          <w:szCs w:val="28"/>
-        </w:rPr>
-        <w:t xml:space="preserve"> проведено порівняльний тест продуктивності додавання 1 000 000 елементів. Результати продемонстрували</w:t>
+        <w:t>. За допомогою класу Stopwatch проведено порівняльний тест продуктивності додавання 1 000 000 елементів. Результати продемонстрували</w:t>
       </w:r>
       <w:r>
         <w:rPr>
@@ -685,7 +552,6 @@
         </w:rPr>
         <w:t xml:space="preserve">, що типізований </w:t>
       </w:r>
-      <w:proofErr w:type="spellStart"/>
       <w:r>
         <w:rPr>
           <w:color w:val="000000"/>
@@ -693,52 +559,7 @@
           <w:szCs w:val="28"/>
         </w:rPr>
         <w:lastRenderedPageBreak/>
-        <w:t>List</w:t>
-      </w:r>
-      <w:proofErr w:type="spellEnd"/>
-      <w:r>
-        <w:rPr>
-          <w:color w:val="000000"/>
-          <w:sz w:val="28"/>
-          <w:szCs w:val="28"/>
-        </w:rPr>
-        <w:t>&lt;</w:t>
-      </w:r>
-      <w:proofErr w:type="spellStart"/>
-      <w:r>
-        <w:rPr>
-          <w:color w:val="000000"/>
-          <w:sz w:val="28"/>
-          <w:szCs w:val="28"/>
-        </w:rPr>
-        <w:t>int</w:t>
-      </w:r>
-      <w:proofErr w:type="spellEnd"/>
-      <w:r>
-        <w:rPr>
-          <w:color w:val="000000"/>
-          <w:sz w:val="28"/>
-          <w:szCs w:val="28"/>
-        </w:rPr>
-        <w:t xml:space="preserve">&gt; працює значно швидше за нетипізований </w:t>
-      </w:r>
-      <w:proofErr w:type="spellStart"/>
-      <w:r>
-        <w:rPr>
-          <w:color w:val="000000"/>
-          <w:sz w:val="28"/>
-          <w:szCs w:val="28"/>
-        </w:rPr>
-        <w:t>ArrayList</w:t>
-      </w:r>
-      <w:proofErr w:type="spellEnd"/>
-      <w:r>
-        <w:rPr>
-          <w:color w:val="000000"/>
-          <w:sz w:val="28"/>
-          <w:szCs w:val="28"/>
-        </w:rPr>
-        <w:t xml:space="preserve"> через відсутність витрат на пакування типів у купу</w:t>
+        <w:t>List&lt;int&gt; працює значно швидше за нетипізований ArrayList через відсутність витрат на пакування типів у купу</w:t>
       </w:r>
       <w:r>
         <w:rPr>
@@ -836,34 +657,14 @@
         </w:rPr>
         <w:t xml:space="preserve">Рис. 2 – Реалізація механізмів </w:t>
       </w:r>
-      <w:proofErr w:type="spellStart"/>
-      <w:r>
-        <w:rPr>
-          <w:color w:val="000000"/>
-          <w:sz w:val="28"/>
-          <w:szCs w:val="28"/>
-        </w:rPr>
-        <w:t>Boxing</w:t>
-      </w:r>
-      <w:proofErr w:type="spellEnd"/>
-      <w:r>
-        <w:rPr>
-          <w:color w:val="000000"/>
-          <w:sz w:val="28"/>
-          <w:szCs w:val="28"/>
-        </w:rPr>
-        <w:t>/</w:t>
-      </w:r>
-      <w:proofErr w:type="spellStart"/>
-      <w:r>
-        <w:rPr>
-          <w:color w:val="000000"/>
-          <w:sz w:val="28"/>
-          <w:szCs w:val="28"/>
-        </w:rPr>
-        <w:t>Unboxing</w:t>
-      </w:r>
-      <w:proofErr w:type="spellEnd"/>
+      <w:r>
+        <w:rPr>
+          <w:color w:val="000000"/>
+          <w:sz w:val="28"/>
+          <w:szCs w:val="28"/>
+        </w:rPr>
+        <w:t>Boxing/Unboxing</w:t>
+      </w:r>
     </w:p>
     <w:p>
       <w:pPr>
@@ -981,87 +782,7 @@
           <w:szCs w:val="28"/>
           <w:lang w:val="uk-UA"/>
         </w:rPr>
-        <w:t xml:space="preserve">Список об'єктів </w:t>
-      </w:r>
-      <w:proofErr w:type="spellStart"/>
-      <w:r>
-        <w:rPr>
-          <w:color w:val="000000"/>
-          <w:sz w:val="28"/>
-          <w:szCs w:val="28"/>
-          <w:lang w:val="uk-UA"/>
-        </w:rPr>
-        <w:t>List</w:t>
-      </w:r>
-      <w:proofErr w:type="spellEnd"/>
-      <w:r>
-        <w:rPr>
-          <w:color w:val="000000"/>
-          <w:sz w:val="28"/>
-          <w:szCs w:val="28"/>
-          <w:lang w:val="uk-UA"/>
-        </w:rPr>
-        <w:t>&lt;</w:t>
-      </w:r>
-      <w:proofErr w:type="spellStart"/>
-      <w:r>
-        <w:rPr>
-          <w:color w:val="000000"/>
-          <w:sz w:val="28"/>
-          <w:szCs w:val="28"/>
-          <w:lang w:val="uk-UA"/>
-        </w:rPr>
-        <w:t>Movie</w:t>
-      </w:r>
-      <w:proofErr w:type="spellEnd"/>
-      <w:r>
-        <w:rPr>
-          <w:color w:val="000000"/>
-          <w:sz w:val="28"/>
-          <w:szCs w:val="28"/>
-          <w:lang w:val="uk-UA"/>
-        </w:rPr>
-        <w:t xml:space="preserve">&gt; </w:t>
-      </w:r>
-      <w:proofErr w:type="spellStart"/>
-      <w:r>
-        <w:rPr>
-          <w:color w:val="000000"/>
-          <w:sz w:val="28"/>
-          <w:szCs w:val="28"/>
-          <w:lang w:val="uk-UA"/>
-        </w:rPr>
-        <w:t>ініціалізовано</w:t>
-      </w:r>
-      <w:proofErr w:type="spellEnd"/>
-      <w:r>
-        <w:rPr>
-          <w:color w:val="000000"/>
-          <w:sz w:val="28"/>
-          <w:szCs w:val="28"/>
-          <w:lang w:val="uk-UA"/>
-        </w:rPr>
-        <w:t xml:space="preserve"> 10 різними фільмами. Для створення об'єктів використано оновлений конструктор класу </w:t>
-      </w:r>
-      <w:proofErr w:type="spellStart"/>
-      <w:r>
-        <w:rPr>
-          <w:color w:val="000000"/>
-          <w:sz w:val="28"/>
-          <w:szCs w:val="28"/>
-          <w:lang w:val="uk-UA"/>
-        </w:rPr>
-        <w:t>Movie</w:t>
-      </w:r>
-      <w:proofErr w:type="spellEnd"/>
-      <w:r>
-        <w:rPr>
-          <w:color w:val="000000"/>
-          <w:sz w:val="28"/>
-          <w:szCs w:val="28"/>
-          <w:lang w:val="uk-UA"/>
-        </w:rPr>
-        <w:t>, що приймає всі необхідні параметри для повної ініціалізації сутності</w:t>
+        <w:t>Список об'єктів List&lt;Movie&gt; ініціалізовано 10 різними фільмами. Для створення об'єктів використано оновлений конструктор класу Movie, що приймає всі необхідні параметри для повної ініціалізації сутності</w:t>
       </w:r>
       <w:r>
         <w:rPr>
@@ -1218,27 +939,25 @@
           <w:szCs w:val="28"/>
           <w:lang w:val="uk-UA"/>
         </w:rPr>
-        <w:t>Застосовано метод розширення .</w:t>
-      </w:r>
-      <w:proofErr w:type="spellStart"/>
-      <w:r>
-        <w:rPr>
-          <w:color w:val="000000"/>
-          <w:sz w:val="28"/>
-          <w:szCs w:val="28"/>
-          <w:lang w:val="uk-UA"/>
-        </w:rPr>
-        <w:t>Where</w:t>
-      </w:r>
-      <w:proofErr w:type="spellEnd"/>
-      <w:r>
-        <w:rPr>
-          <w:color w:val="000000"/>
-          <w:sz w:val="28"/>
-          <w:szCs w:val="28"/>
-          <w:lang w:val="uk-UA"/>
-        </w:rPr>
-        <w:t>() для відбору фільмів, тривалість яких перевищує 120 хвилин</w:t>
+        <w:t>Застосовано метод розширення .Where() для відбору фільмів, тривалість яких перевищує 1</w:t>
+      </w:r>
+      <w:r>
+        <w:rPr>
+          <w:color w:val="000000"/>
+          <w:sz w:val="28"/>
+          <w:szCs w:val="28"/>
+          <w:lang w:val="uk-UA"/>
+        </w:rPr>
+        <w:t>3</w:t>
+      </w:r>
+      <w:r>
+        <w:rPr>
+          <w:color w:val="000000"/>
+          <w:sz w:val="28"/>
+          <w:szCs w:val="28"/>
+          <w:lang w:val="uk-UA"/>
+        </w:rPr>
+        <w:t>0 хвилин</w:t>
       </w:r>
       <w:r>
         <w:rPr>
@@ -1291,10 +1010,10 @@
           <w:noProof/>
         </w:rPr>
         <w:drawing>
-          <wp:inline distT="0" distB="0" distL="0" distR="0" wp14:anchorId="19B95908" wp14:editId="208EBE04">
-            <wp:extent cx="5492750" cy="757840"/>
-            <wp:effectExtent l="0" t="0" r="0" b="4445"/>
-            <wp:docPr id="4" name="Рисунок 4"/>
+          <wp:inline distT="0" distB="0" distL="0" distR="0" wp14:anchorId="63BE2FA2" wp14:editId="297D89A5">
+            <wp:extent cx="6033770" cy="920115"/>
+            <wp:effectExtent l="0" t="0" r="5080" b="0"/>
+            <wp:docPr id="13" name="Рисунок 13"/>
             <wp:cNvGraphicFramePr>
               <a:graphicFrameLocks xmlns:a="http://schemas.openxmlformats.org/drawingml/2006/main" noChangeAspect="1"/>
             </wp:cNvGraphicFramePr>
@@ -1314,7 +1033,7 @@
                   <pic:spPr>
                     <a:xfrm>
                       <a:off x="0" y="0"/>
-                      <a:ext cx="5499972" cy="758836"/>
+                      <a:ext cx="6033770" cy="920115"/>
                     </a:xfrm>
                     <a:prstGeom prst="rect">
                       <a:avLst/>
@@ -1387,10 +1106,10 @@
           <w:noProof/>
         </w:rPr>
         <w:drawing>
-          <wp:inline distT="0" distB="0" distL="0" distR="0" wp14:anchorId="77A620B1" wp14:editId="248D8D2B">
-            <wp:extent cx="5207000" cy="1332163"/>
-            <wp:effectExtent l="0" t="0" r="0" b="1905"/>
-            <wp:docPr id="5" name="Рисунок 5"/>
+          <wp:inline distT="0" distB="0" distL="0" distR="0" wp14:anchorId="0528B316" wp14:editId="6B70B3A8">
+            <wp:extent cx="6033770" cy="1079500"/>
+            <wp:effectExtent l="0" t="0" r="5080" b="6350"/>
+            <wp:docPr id="12" name="Рисунок 12"/>
             <wp:cNvGraphicFramePr>
               <a:graphicFrameLocks xmlns:a="http://schemas.openxmlformats.org/drawingml/2006/main" noChangeAspect="1"/>
             </wp:cNvGraphicFramePr>
@@ -1410,7 +1129,7 @@
                   <pic:spPr>
                     <a:xfrm>
                       <a:off x="0" y="0"/>
-                      <a:ext cx="5235182" cy="1339373"/>
+                      <a:ext cx="6033770" cy="1079500"/>
                     </a:xfrm>
                     <a:prstGeom prst="rect">
                       <a:avLst/>
@@ -1508,36 +1227,7 @@
           <w:szCs w:val="28"/>
           <w:lang w:val="uk-UA"/>
         </w:rPr>
-        <w:t>Реалізовано дворівневе сортування колекції. Спочатку фільми сортуються за рейтингом (від найвищого), а для стрічок з однаковим балом застосовується сортування за назвою (за алфавітом) через метод .</w:t>
-      </w:r>
-      <w:proofErr w:type="spellStart"/>
-      <w:r>
-        <w:rPr>
-          <w:color w:val="000000"/>
-          <w:sz w:val="28"/>
-          <w:szCs w:val="28"/>
-          <w:lang w:val="uk-UA"/>
-        </w:rPr>
-        <w:t>ThenBy</w:t>
-      </w:r>
-      <w:proofErr w:type="spellEnd"/>
-      <w:r>
-        <w:rPr>
-          <w:color w:val="000000"/>
-          <w:sz w:val="28"/>
-          <w:szCs w:val="28"/>
-          <w:lang w:val="uk-UA"/>
-        </w:rPr>
-        <w:t>()</w:t>
-      </w:r>
-      <w:r>
-        <w:rPr>
-          <w:color w:val="000000"/>
-          <w:sz w:val="28"/>
-          <w:szCs w:val="28"/>
-          <w:lang w:val="uk-UA"/>
-        </w:rPr>
-        <w:t xml:space="preserve"> </w:t>
+        <w:t xml:space="preserve">Реалізовано дворівневе сортування колекції. Спочатку фільми сортуються за рейтингом (від найвищого), а для стрічок з однаковим балом застосовується сортування за назвою (за алфавітом) через метод .ThenBy() </w:t>
       </w:r>
       <w:r>
         <w:rPr>
@@ -1826,67 +1516,7 @@
           <w:szCs w:val="28"/>
           <w:lang w:val="uk-UA"/>
         </w:rPr>
-        <w:t>Здійснено проекцію даних за допомогою методу .</w:t>
-      </w:r>
-      <w:proofErr w:type="spellStart"/>
-      <w:r>
-        <w:rPr>
-          <w:color w:val="000000"/>
-          <w:sz w:val="28"/>
-          <w:szCs w:val="28"/>
-          <w:lang w:val="uk-UA"/>
-        </w:rPr>
-        <w:t>Select</w:t>
-      </w:r>
-      <w:proofErr w:type="spellEnd"/>
-      <w:r>
-        <w:rPr>
-          <w:color w:val="000000"/>
-          <w:sz w:val="28"/>
-          <w:szCs w:val="28"/>
-          <w:lang w:val="uk-UA"/>
-        </w:rPr>
-        <w:t xml:space="preserve">(). Створено окремий список типу </w:t>
-      </w:r>
-      <w:proofErr w:type="spellStart"/>
-      <w:r>
-        <w:rPr>
-          <w:color w:val="000000"/>
-          <w:sz w:val="28"/>
-          <w:szCs w:val="28"/>
-          <w:lang w:val="uk-UA"/>
-        </w:rPr>
-        <w:t>List</w:t>
-      </w:r>
-      <w:proofErr w:type="spellEnd"/>
-      <w:r>
-        <w:rPr>
-          <w:color w:val="000000"/>
-          <w:sz w:val="28"/>
-          <w:szCs w:val="28"/>
-          <w:lang w:val="uk-UA"/>
-        </w:rPr>
-        <w:t>&lt;</w:t>
-      </w:r>
-      <w:proofErr w:type="spellStart"/>
-      <w:r>
-        <w:rPr>
-          <w:color w:val="000000"/>
-          <w:sz w:val="28"/>
-          <w:szCs w:val="28"/>
-          <w:lang w:val="uk-UA"/>
-        </w:rPr>
-        <w:t>string</w:t>
-      </w:r>
-      <w:proofErr w:type="spellEnd"/>
-      <w:r>
-        <w:rPr>
-          <w:color w:val="000000"/>
-          <w:sz w:val="28"/>
-          <w:szCs w:val="28"/>
-          <w:lang w:val="uk-UA"/>
-        </w:rPr>
-        <w:t xml:space="preserve">&gt;, що містить виключно назви фільмів для спрощеного виведення (рис. </w:t>
+        <w:t xml:space="preserve">Здійснено проекцію даних за допомогою методу .Select(). Створено окремий список типу List&lt;string&gt;, що містить виключно назви фільмів для спрощеного виведення (рис. </w:t>
       </w:r>
       <w:r>
         <w:rPr>
@@ -2018,27 +1648,7 @@
           <w:szCs w:val="28"/>
           <w:lang w:val="uk-UA"/>
         </w:rPr>
-        <w:t>Проекція даних (</w:t>
-      </w:r>
-      <w:proofErr w:type="spellStart"/>
-      <w:r>
-        <w:rPr>
-          <w:color w:val="000000"/>
-          <w:sz w:val="28"/>
-          <w:szCs w:val="28"/>
-          <w:lang w:val="uk-UA"/>
-        </w:rPr>
-        <w:t>Select</w:t>
-      </w:r>
-      <w:proofErr w:type="spellEnd"/>
-      <w:r>
-        <w:rPr>
-          <w:color w:val="000000"/>
-          <w:sz w:val="28"/>
-          <w:szCs w:val="28"/>
-          <w:lang w:val="uk-UA"/>
-        </w:rPr>
-        <w:t>)</w:t>
+        <w:t>Проекція даних (Select)</w:t>
       </w:r>
     </w:p>
     <w:p>
@@ -2141,27 +1751,7 @@
           <w:szCs w:val="28"/>
           <w:lang w:val="uk-UA"/>
         </w:rPr>
-        <w:t xml:space="preserve"> даних (</w:t>
-      </w:r>
-      <w:proofErr w:type="spellStart"/>
-      <w:r>
-        <w:rPr>
-          <w:color w:val="000000"/>
-          <w:sz w:val="28"/>
-          <w:szCs w:val="28"/>
-          <w:lang w:val="uk-UA"/>
-        </w:rPr>
-        <w:t>Select</w:t>
-      </w:r>
-      <w:proofErr w:type="spellEnd"/>
-      <w:r>
-        <w:rPr>
-          <w:color w:val="000000"/>
-          <w:sz w:val="28"/>
-          <w:szCs w:val="28"/>
-          <w:lang w:val="uk-UA"/>
-        </w:rPr>
-        <w:t>)</w:t>
+        <w:t xml:space="preserve"> даних (Select)</w:t>
       </w:r>
     </w:p>
     <w:p>
@@ -2193,51 +1783,7 @@
           <w:sz w:val="28"/>
           <w:szCs w:val="28"/>
         </w:rPr>
-        <w:t>Виконано пошук фільму за назвою "Дюна" за допомогою .</w:t>
-      </w:r>
-      <w:proofErr w:type="spellStart"/>
-      <w:r>
-        <w:rPr>
-          <w:color w:val="000000"/>
-          <w:sz w:val="28"/>
-          <w:szCs w:val="28"/>
-        </w:rPr>
-        <w:t>FirstOrDefault</w:t>
-      </w:r>
-      <w:proofErr w:type="spellEnd"/>
-      <w:r>
-        <w:rPr>
-          <w:color w:val="000000"/>
-          <w:sz w:val="28"/>
-          <w:szCs w:val="28"/>
-        </w:rPr>
-        <w:t xml:space="preserve">(). Реалізовано перевірку на </w:t>
-      </w:r>
-      <w:proofErr w:type="spellStart"/>
-      <w:r>
-        <w:rPr>
-          <w:color w:val="000000"/>
-          <w:sz w:val="28"/>
-          <w:szCs w:val="28"/>
-        </w:rPr>
-        <w:t>null</w:t>
-      </w:r>
-      <w:proofErr w:type="spellEnd"/>
-      <w:r>
-        <w:rPr>
-          <w:color w:val="000000"/>
-          <w:sz w:val="28"/>
-          <w:szCs w:val="28"/>
-        </w:rPr>
-        <w:t>, що гарантує стабільну роботу програми у випадку, якщо шуканий елемент відсутній у колекції</w:t>
-      </w:r>
-      <w:r>
-        <w:rPr>
-          <w:color w:val="000000"/>
-          <w:sz w:val="28"/>
-          <w:szCs w:val="28"/>
-        </w:rPr>
-        <w:t xml:space="preserve"> </w:t>
+        <w:t xml:space="preserve">Виконано пошук фільму за назвою "Дюна" за допомогою .FirstOrDefault(). Реалізовано перевірку на null, що гарантує стабільну роботу програми у випадку, якщо шуканий елемент відсутній у колекції </w:t>
       </w:r>
       <w:r>
         <w:rPr>
@@ -2572,61 +2118,7 @@
           <w:sz w:val="28"/>
           <w:szCs w:val="28"/>
         </w:rPr>
-        <w:t>У ході виконання роботи було досліджено різницю між типами значень (</w:t>
-      </w:r>
-      <w:proofErr w:type="spellStart"/>
-      <w:r>
-        <w:rPr>
-          <w:color w:val="000000"/>
-          <w:sz w:val="28"/>
-          <w:szCs w:val="28"/>
-        </w:rPr>
-        <w:t>struct</w:t>
-      </w:r>
-      <w:proofErr w:type="spellEnd"/>
-      <w:r>
-        <w:rPr>
-          <w:color w:val="000000"/>
-          <w:sz w:val="28"/>
-          <w:szCs w:val="28"/>
-        </w:rPr>
-        <w:t>) та посилальними типами (</w:t>
-      </w:r>
-      <w:proofErr w:type="spellStart"/>
-      <w:r>
-        <w:rPr>
-          <w:color w:val="000000"/>
-          <w:sz w:val="28"/>
-          <w:szCs w:val="28"/>
-        </w:rPr>
-        <w:t>class</w:t>
-      </w:r>
-      <w:proofErr w:type="spellEnd"/>
-      <w:r>
-        <w:rPr>
-          <w:color w:val="000000"/>
-          <w:sz w:val="28"/>
-          <w:szCs w:val="28"/>
-        </w:rPr>
-        <w:t>). На практиці підтверджено перевагу використання узагальнених колекцій (</w:t>
-      </w:r>
-      <w:proofErr w:type="spellStart"/>
-      <w:r>
-        <w:rPr>
-          <w:color w:val="000000"/>
-          <w:sz w:val="28"/>
-          <w:szCs w:val="28"/>
-        </w:rPr>
-        <w:t>List</w:t>
-      </w:r>
-      <w:proofErr w:type="spellEnd"/>
-      <w:r>
-        <w:rPr>
-          <w:color w:val="000000"/>
-          <w:sz w:val="28"/>
-          <w:szCs w:val="28"/>
-        </w:rPr>
-        <w:t>&lt;T&gt;) над нетипізованими у контексті продуктивності та безпеки типів. Опановано інструментарій LINQ для ефективного маніпулювання даними: фільтрації, сортування, проекції та пошуку об’єктів у колекціях.</w:t>
+        <w:t>У ході виконання роботи було досліджено різницю між типами значень (struct) та посилальними типами (class). На практиці підтверджено перевагу використання узагальнених колекцій (List&lt;T&gt;) над нетипізованими у контексті продуктивності та безпеки типів. Опановано інструментарій LINQ для ефективного маніпулювання даними: фільтрації, сортування, проекції та пошуку об’єктів у колекціях.</w:t>
       </w:r>
     </w:p>
     <w:sectPr>
